--- a/ForNav/Layouts/lbtPurchaseTemplate.docx
+++ b/ForNav/Layouts/lbtPurchaseTemplate.docx
@@ -18,7 +18,7 @@
 
 <file path=customXML/item2.xml>��< ? x m l   v e r s i o n = " 1 . 0 "   e n c o d i n g = " u t f - 1 6 " ? >   
- < N a v W o r d R e p o r t X m l P a r t   x m l n s = " u r n : m i c r o s o f t - d y n a m i c s - n a v / r e p o r t s / l b t _ P u r c h a s e _ T e m p l a t e / 5 2 7 2 7 5 2 / " > + < N a v W o r d R e p o r t X m l P a r t   x m l n s = " u r n : m i c r o s o f t - d y n a m i c s - n a v / r e p o r t s / l b t _ P u r c h a s e _ T e m p l a t e / 5 2 7 5 2 / " >   
      < H e a d e r >   

--- a/ForNav/Layouts/lbtPurchaseTemplate.docx
+++ b/ForNav/Layouts/lbtPurchaseTemplate.docx
@@ -18,7 +18,7 @@
 
 <file path=customXML/item2.xml>��< ? x m l   v e r s i o n = " 1 . 0 "   e n c o d i n g = " u t f - 1 6 " ? >   
- < N a v W o r d R e p o r t X m l P a r t   x m l n s = " u r n : m i c r o s o f t - d y n a m i c s - n a v / r e p o r t s / l b t _ P u r c h a s e _ T e m p l a t e / 5 2 7 2 7 5 2 / " > + < N a v W o r d R e p o r t X m l P a r t   x m l n s = " u r n : m i c r o s o f t - d y n a m i c s - n a v / r e p o r t s / l b t _ P u r c h a s e _ T e m p l a t e / 5 2 6 6 4 0 0 / " >   
      < H e a d e r >   

--- a/ForNav/Layouts/lbtPurchaseTemplate.docx
+++ b/ForNav/Layouts/lbtPurchaseTemplate.docx
@@ -16,7 +16,7 @@
 </w:document>
 </file>
 
-<file path=customXML/item2.xml>��< ? x m l   v e r s i o n = " 1 . 0 "   e n c o d i n g = " u t f - 1 6 " ? > +<file path=customXml/item2.xml>��< ? x m l   v e r s i o n = " 1 . 0 "   e n c o d i n g = " u t f - 1 6 " ? >   
  < N a v W o r d R e p o r t X m l P a r t   x m l n s = " u r n : m i c r o s o f t - d y n a m i c s - n a v / r e p o r t s / l b t _ P u r c h a s e _ T e m p l a t e / 5 2 6 6 4 0 0 / " >   
